--- a/DOC/10-7-2_財務申報表_陳樞鴻_填.docx
+++ b/DOC/10-7-2_財務申報表_陳樞鴻_填.docx
@@ -136,7 +136,23 @@
                 <w:rFonts w:eastAsia="標楷體"/>
                 <w:szCs w:val="24"/>
               </w:rPr>
-              <w:t>計畫名稱：骨盆底巨大硬皮囊腫模擬直腸黏膜下惡性腫瘤：病例報告</w:t>
+              <w:t>計畫名稱：骨盆底巨大硬皮囊</w:t>
+            </w:r>
+            <w:proofErr w:type="gramStart"/>
+            <w:r>
+              <w:rPr>
+                <w:rFonts w:eastAsia="標楷體"/>
+                <w:szCs w:val="24"/>
+              </w:rPr>
+              <w:t>腫</w:t>
+            </w:r>
+            <w:proofErr w:type="gramEnd"/>
+            <w:r>
+              <w:rPr>
+                <w:rFonts w:eastAsia="標楷體"/>
+                <w:szCs w:val="24"/>
+              </w:rPr>
+              <w:t>擬似直腸惡性腫瘤：病例報告</w:t>
             </w:r>
           </w:p>
         </w:tc>
@@ -197,7 +213,7 @@
           <w:p>
             <w:pPr>
               <w:rPr>
-                <w:rFonts w:eastAsia="標楷體" w:hint="eastAsia"/>
+                <w:rFonts w:eastAsia="標楷體"/>
                 <w:szCs w:val="24"/>
               </w:rPr>
             </w:pPr>
@@ -210,10 +226,10 @@
             </w:r>
             <w:r>
               <w:rPr>
-                <w:rFonts w:eastAsia="標楷體" w:hint="eastAsia"/>
+                <w:rFonts w:eastAsia="標楷體"/>
                 <w:szCs w:val="24"/>
               </w:rPr>
-              <w:t>61132</w:t>
+              <w:t>0983701132</w:t>
             </w:r>
           </w:p>
         </w:tc>
@@ -469,17 +485,24 @@
           <w:p>
             <w:pPr>
               <w:autoSpaceDE w:val="0"/>
-              <w:rPr>
-                <w:rFonts w:hint="eastAsia"/>
-              </w:rPr>
             </w:pPr>
-            <w:r>
-              <w:rPr>
-                <w:rFonts w:eastAsia="標楷體"/>
-                <w:sz w:val="26"/>
-                <w:szCs w:val="26"/>
-              </w:rPr>
-              <w:t>本人茲聲明：</w:t>
+            <w:proofErr w:type="gramStart"/>
+            <w:r>
+              <w:rPr>
+                <w:rFonts w:eastAsia="標楷體"/>
+                <w:sz w:val="26"/>
+                <w:szCs w:val="26"/>
+              </w:rPr>
+              <w:t>本人茲</w:t>
+            </w:r>
+            <w:proofErr w:type="gramEnd"/>
+            <w:r>
+              <w:rPr>
+                <w:rFonts w:eastAsia="標楷體"/>
+                <w:sz w:val="26"/>
+                <w:szCs w:val="26"/>
+              </w:rPr>
+              <w:t>聲明：</w:t>
             </w:r>
           </w:p>
           <w:p>
@@ -549,7 +572,7 @@
               <w:spacing w:before="181"/>
               <w:ind w:left="0"/>
               <w:rPr>
-                <w:rFonts w:eastAsia="標楷體" w:hint="eastAsia"/>
+                <w:rFonts w:eastAsia="標楷體"/>
                 <w:sz w:val="26"/>
                 <w:szCs w:val="26"/>
                 <w:lang w:eastAsia="zh-TW"/>
@@ -563,55 +586,219 @@
                 <w:lang w:eastAsia="zh-TW"/>
               </w:rPr>
               <w:t>研究人員單位：</w:t>
-            </w:r>
-            <w:r>
-              <w:rPr>
-                <w:rFonts w:eastAsia="標楷體" w:hint="eastAsia"/>
-                <w:sz w:val="26"/>
-                <w:szCs w:val="26"/>
-                <w:lang w:eastAsia="zh-TW"/>
-              </w:rPr>
-              <w:t>外科部</w:t>
-            </w:r>
-            <w:r>
-              <w:rPr>
-                <w:rFonts w:eastAsia="標楷體"/>
-                <w:sz w:val="26"/>
-                <w:szCs w:val="26"/>
-                <w:lang w:eastAsia="zh-TW"/>
-              </w:rPr>
-              <w:t>直腸外科</w:t>
-            </w:r>
-            <w:r>
-              <w:rPr>
-                <w:rFonts w:eastAsia="標楷體" w:hint="eastAsia"/>
-                <w:sz w:val="26"/>
-                <w:szCs w:val="26"/>
-                <w:lang w:eastAsia="zh-TW"/>
-              </w:rPr>
-              <w:t xml:space="preserve">         </w:t>
-            </w:r>
-            <w:r>
-              <w:rPr>
-                <w:rFonts w:eastAsia="標楷體"/>
-                <w:sz w:val="26"/>
-                <w:szCs w:val="26"/>
-                <w:lang w:eastAsia="zh-TW"/>
-              </w:rPr>
-              <w:t>職稱：</w:t>
             </w:r>
           </w:p>
           <w:p>
             <w:pPr>
+              <w:pStyle w:val="a9"/>
               <w:autoSpaceDE w:val="0"/>
+              <w:adjustRightInd w:val="0"/>
+              <w:snapToGrid w:val="0"/>
+              <w:spacing w:before="181"/>
+              <w:ind w:left="0"/>
+              <w:rPr>
+                <w:rFonts w:eastAsia="標楷體"/>
+                <w:sz w:val="26"/>
+                <w:szCs w:val="26"/>
+                <w:lang w:eastAsia="zh-TW"/>
+              </w:rPr>
             </w:pPr>
             <w:r>
               <w:rPr>
-                <w:rFonts w:eastAsia="標楷體"/>
-                <w:sz w:val="26"/>
-                <w:szCs w:val="26"/>
-              </w:rPr>
-              <w:t>簽名：</w:t>
+                <w:rFonts w:eastAsia="標楷體" w:hint="eastAsia"/>
+                <w:sz w:val="26"/>
+                <w:szCs w:val="26"/>
+                <w:lang w:eastAsia="zh-TW"/>
+              </w:rPr>
+              <w:t>汐止分院</w:t>
+            </w:r>
+            <w:r>
+              <w:rPr>
+                <w:rFonts w:eastAsia="標楷體" w:hint="eastAsia"/>
+                <w:sz w:val="26"/>
+                <w:szCs w:val="26"/>
+                <w:lang w:eastAsia="zh-TW"/>
+              </w:rPr>
+              <w:t xml:space="preserve"> </w:t>
+            </w:r>
+            <w:r>
+              <w:rPr>
+                <w:rFonts w:eastAsia="標楷體" w:hint="eastAsia"/>
+                <w:sz w:val="26"/>
+                <w:szCs w:val="26"/>
+                <w:lang w:eastAsia="zh-TW"/>
+              </w:rPr>
+              <w:t>外科部</w:t>
+            </w:r>
+            <w:r>
+              <w:rPr>
+                <w:rFonts w:eastAsia="標楷體" w:hint="eastAsia"/>
+                <w:sz w:val="26"/>
+                <w:szCs w:val="26"/>
+                <w:lang w:eastAsia="zh-TW"/>
+              </w:rPr>
+              <w:t xml:space="preserve"> </w:t>
+            </w:r>
+            <w:r>
+              <w:rPr>
+                <w:rFonts w:eastAsia="標楷體" w:hint="eastAsia"/>
+                <w:sz w:val="26"/>
+                <w:szCs w:val="26"/>
+                <w:lang w:eastAsia="zh-TW"/>
+              </w:rPr>
+              <w:t>一般外科</w:t>
+            </w:r>
+            <w:r>
+              <w:rPr>
+                <w:rFonts w:eastAsia="標楷體" w:hint="eastAsia"/>
+                <w:sz w:val="26"/>
+                <w:szCs w:val="26"/>
+                <w:lang w:eastAsia="zh-TW"/>
+              </w:rPr>
+              <w:t xml:space="preserve">                  </w:t>
+            </w:r>
+            <w:r>
+              <w:rPr>
+                <w:rFonts w:eastAsia="標楷體"/>
+                <w:sz w:val="26"/>
+                <w:szCs w:val="26"/>
+                <w:lang w:eastAsia="zh-TW"/>
+              </w:rPr>
+              <w:t>職稱：</w:t>
+            </w:r>
+            <w:r>
+              <w:rPr>
+                <w:rFonts w:eastAsia="標楷體" w:hint="eastAsia"/>
+                <w:sz w:val="26"/>
+                <w:szCs w:val="26"/>
+                <w:lang w:eastAsia="zh-TW"/>
+              </w:rPr>
+              <w:t>主任</w:t>
+            </w:r>
+          </w:p>
+          <w:p>
+            <w:pPr>
+              <w:pStyle w:val="a9"/>
+              <w:autoSpaceDE w:val="0"/>
+              <w:adjustRightInd w:val="0"/>
+              <w:snapToGrid w:val="0"/>
+              <w:spacing w:before="181"/>
+              <w:ind w:left="0"/>
+              <w:rPr>
+                <w:rFonts w:eastAsia="標楷體"/>
+                <w:sz w:val="26"/>
+                <w:szCs w:val="26"/>
+                <w:lang w:eastAsia="zh-TW"/>
+              </w:rPr>
+            </w:pPr>
+            <w:r>
+              <w:rPr>
+                <w:rFonts w:eastAsia="標楷體" w:hint="eastAsia"/>
+                <w:sz w:val="26"/>
+                <w:szCs w:val="26"/>
+                <w:lang w:eastAsia="zh-TW"/>
+              </w:rPr>
+              <w:t>仁愛總院</w:t>
+            </w:r>
+            <w:r>
+              <w:rPr>
+                <w:rFonts w:eastAsia="標楷體" w:hint="eastAsia"/>
+                <w:sz w:val="26"/>
+                <w:szCs w:val="26"/>
+                <w:lang w:eastAsia="zh-TW"/>
+              </w:rPr>
+              <w:t xml:space="preserve"> </w:t>
+            </w:r>
+            <w:r>
+              <w:rPr>
+                <w:rFonts w:eastAsia="標楷體" w:hint="eastAsia"/>
+                <w:sz w:val="26"/>
+                <w:szCs w:val="26"/>
+                <w:lang w:eastAsia="zh-TW"/>
+              </w:rPr>
+              <w:t>外科部</w:t>
+            </w:r>
+            <w:r>
+              <w:rPr>
+                <w:rFonts w:eastAsia="標楷體" w:hint="eastAsia"/>
+                <w:sz w:val="26"/>
+                <w:szCs w:val="26"/>
+                <w:lang w:eastAsia="zh-TW"/>
+              </w:rPr>
+              <w:t xml:space="preserve"> </w:t>
+            </w:r>
+            <w:r>
+              <w:rPr>
+                <w:rFonts w:eastAsia="標楷體" w:hint="eastAsia"/>
+                <w:sz w:val="26"/>
+                <w:szCs w:val="26"/>
+                <w:lang w:eastAsia="zh-TW"/>
+              </w:rPr>
+              <w:t>大腸</w:t>
+            </w:r>
+            <w:r>
+              <w:rPr>
+                <w:rFonts w:eastAsia="標楷體"/>
+                <w:sz w:val="26"/>
+                <w:szCs w:val="26"/>
+                <w:lang w:eastAsia="zh-TW"/>
+              </w:rPr>
+              <w:t>直腸外科</w:t>
+            </w:r>
+            <w:r>
+              <w:rPr>
+                <w:rFonts w:eastAsia="標楷體" w:hint="eastAsia"/>
+                <w:sz w:val="26"/>
+                <w:szCs w:val="26"/>
+                <w:lang w:eastAsia="zh-TW"/>
+              </w:rPr>
+              <w:t xml:space="preserve">         </w:t>
+            </w:r>
+            <w:r>
+              <w:rPr>
+                <w:rFonts w:eastAsia="標楷體"/>
+                <w:sz w:val="26"/>
+                <w:szCs w:val="26"/>
+                <w:lang w:eastAsia="zh-TW"/>
+              </w:rPr>
+              <w:t>職稱：</w:t>
+            </w:r>
+            <w:r>
+              <w:rPr>
+                <w:rFonts w:eastAsia="標楷體" w:hint="eastAsia"/>
+                <w:sz w:val="26"/>
+                <w:szCs w:val="26"/>
+                <w:lang w:eastAsia="zh-TW"/>
+              </w:rPr>
+              <w:t>主治醫師</w:t>
+            </w:r>
+          </w:p>
+          <w:p>
+            <w:pPr>
+              <w:pStyle w:val="a9"/>
+              <w:autoSpaceDE w:val="0"/>
+              <w:adjustRightInd w:val="0"/>
+              <w:snapToGrid w:val="0"/>
+              <w:spacing w:before="181"/>
+              <w:ind w:left="0"/>
+            </w:pPr>
+            <w:proofErr w:type="spellStart"/>
+            <w:r>
+              <w:rPr>
+                <w:rFonts w:eastAsia="標楷體"/>
+                <w:sz w:val="26"/>
+                <w:szCs w:val="26"/>
+              </w:rPr>
+              <w:t>簽名</w:t>
+            </w:r>
+            <w:proofErr w:type="spellEnd"/>
+            <w:r>
+              <w:rPr>
+                <w:rFonts w:eastAsia="標楷體"/>
+                <w:sz w:val="26"/>
+                <w:szCs w:val="26"/>
+              </w:rPr>
+              <w:t>：</w:t>
             </w:r>
             <w:r>
               <w:rPr>
@@ -621,13 +808,23 @@
               </w:rPr>
               <w:t>____________________________________</w:t>
             </w:r>
-            <w:r>
-              <w:rPr>
-                <w:rFonts w:eastAsia="標楷體"/>
-                <w:sz w:val="26"/>
-                <w:szCs w:val="26"/>
-              </w:rPr>
-              <w:t>日期：</w:t>
+            <w:proofErr w:type="spellStart"/>
+            <w:r>
+              <w:rPr>
+                <w:rFonts w:eastAsia="標楷體"/>
+                <w:sz w:val="26"/>
+                <w:szCs w:val="26"/>
+              </w:rPr>
+              <w:t>日期</w:t>
+            </w:r>
+            <w:proofErr w:type="spellEnd"/>
+            <w:r>
+              <w:rPr>
+                <w:rFonts w:eastAsia="標楷體"/>
+                <w:sz w:val="26"/>
+                <w:szCs w:val="26"/>
+              </w:rPr>
+              <w:t>：</w:t>
             </w:r>
             <w:r>
               <w:rPr>
@@ -793,13 +990,23 @@
             <w:pPr>
               <w:autoSpaceDE w:val="0"/>
             </w:pPr>
-            <w:r>
-              <w:rPr>
-                <w:rFonts w:eastAsia="標楷體"/>
-                <w:sz w:val="26"/>
-                <w:szCs w:val="26"/>
-              </w:rPr>
-              <w:t>本人茲聲明：</w:t>
+            <w:proofErr w:type="gramStart"/>
+            <w:r>
+              <w:rPr>
+                <w:rFonts w:eastAsia="標楷體"/>
+                <w:sz w:val="26"/>
+                <w:szCs w:val="26"/>
+              </w:rPr>
+              <w:t>本人茲</w:t>
+            </w:r>
+            <w:proofErr w:type="gramEnd"/>
+            <w:r>
+              <w:rPr>
+                <w:rFonts w:eastAsia="標楷體"/>
+                <w:sz w:val="26"/>
+                <w:szCs w:val="26"/>
+              </w:rPr>
+              <w:t>聲明：</w:t>
             </w:r>
             <w:r>
               <w:rPr>
@@ -1034,7 +1241,27 @@
                       <w:sz w:val="18"/>
                       <w:szCs w:val="18"/>
                     </w:rPr>
-                    <w:t>前十二個月</w:t>
+                    <w:t>前十二</w:t>
+                  </w:r>
+                  <w:proofErr w:type="gramStart"/>
+                  <w:r>
+                    <w:rPr>
+                      <w:rFonts w:eastAsia="標楷體"/>
+                      <w:b/>
+                      <w:sz w:val="18"/>
+                      <w:szCs w:val="18"/>
+                    </w:rPr>
+                    <w:t>個</w:t>
+                  </w:r>
+                  <w:proofErr w:type="gramEnd"/>
+                  <w:r>
+                    <w:rPr>
+                      <w:rFonts w:eastAsia="標楷體"/>
+                      <w:b/>
+                      <w:sz w:val="18"/>
+                      <w:szCs w:val="18"/>
+                    </w:rPr>
+                    <w:t>月</w:t>
                   </w:r>
                   <w:r>
                     <w:rPr>
@@ -1498,6 +1725,7 @@
                       <w:sz w:val="22"/>
                       <w:szCs w:val="22"/>
                     </w:rPr>
+                    <w:lastRenderedPageBreak/>
                     <w:t>姓名：</w:t>
                   </w:r>
                 </w:p>
@@ -2149,6 +2377,7 @@
                     </w:rPr>
                     <w:t xml:space="preserve"> </w:t>
                   </w:r>
+                  <w:proofErr w:type="gramStart"/>
                   <w:r>
                     <w:rPr>
                       <w:rFonts w:eastAsia="標楷體"/>
@@ -2157,6 +2386,7 @@
                     </w:rPr>
                     <w:t>不支酬職務</w:t>
                   </w:r>
+                  <w:proofErr w:type="gramEnd"/>
                 </w:p>
                 <w:p>
                   <w:pPr>
@@ -2354,13 +2584,23 @@
               <w:spacing w:line="280" w:lineRule="exact"/>
               <w:ind w:left="617" w:hanging="154"/>
             </w:pPr>
-            <w:r>
-              <w:rPr>
-                <w:rFonts w:eastAsia="標楷體"/>
-                <w:sz w:val="26"/>
-                <w:szCs w:val="26"/>
-              </w:rPr>
-              <w:t xml:space="preserve">• </w:t>
+            <w:proofErr w:type="gramStart"/>
+            <w:r>
+              <w:rPr>
+                <w:rFonts w:eastAsia="標楷體"/>
+                <w:sz w:val="26"/>
+                <w:szCs w:val="26"/>
+              </w:rPr>
+              <w:t>•</w:t>
+            </w:r>
+            <w:proofErr w:type="gramEnd"/>
+            <w:r>
+              <w:rPr>
+                <w:rFonts w:eastAsia="標楷體"/>
+                <w:sz w:val="26"/>
+                <w:szCs w:val="26"/>
+              </w:rPr>
+              <w:t xml:space="preserve"> </w:t>
             </w:r>
             <w:r>
               <w:rPr>
@@ -2377,13 +2617,23 @@
               <w:spacing w:line="280" w:lineRule="exact"/>
               <w:ind w:left="617" w:hanging="154"/>
             </w:pPr>
-            <w:r>
-              <w:rPr>
-                <w:rFonts w:eastAsia="標楷體"/>
-                <w:sz w:val="26"/>
-                <w:szCs w:val="26"/>
-              </w:rPr>
-              <w:t xml:space="preserve">• </w:t>
+            <w:proofErr w:type="gramStart"/>
+            <w:r>
+              <w:rPr>
+                <w:rFonts w:eastAsia="標楷體"/>
+                <w:sz w:val="26"/>
+                <w:szCs w:val="26"/>
+              </w:rPr>
+              <w:t>•</w:t>
+            </w:r>
+            <w:proofErr w:type="gramEnd"/>
+            <w:r>
+              <w:rPr>
+                <w:rFonts w:eastAsia="標楷體"/>
+                <w:sz w:val="26"/>
+                <w:szCs w:val="26"/>
+              </w:rPr>
+              <w:t xml:space="preserve"> </w:t>
             </w:r>
             <w:r>
               <w:rPr>
@@ -2400,13 +2650,23 @@
               <w:spacing w:line="280" w:lineRule="exact"/>
               <w:ind w:left="617" w:hanging="154"/>
             </w:pPr>
-            <w:r>
-              <w:rPr>
-                <w:rFonts w:eastAsia="標楷體"/>
-                <w:sz w:val="26"/>
-                <w:szCs w:val="26"/>
-              </w:rPr>
-              <w:t xml:space="preserve">• </w:t>
+            <w:proofErr w:type="gramStart"/>
+            <w:r>
+              <w:rPr>
+                <w:rFonts w:eastAsia="標楷體"/>
+                <w:sz w:val="26"/>
+                <w:szCs w:val="26"/>
+              </w:rPr>
+              <w:t>•</w:t>
+            </w:r>
+            <w:proofErr w:type="gramEnd"/>
+            <w:r>
+              <w:rPr>
+                <w:rFonts w:eastAsia="標楷體"/>
+                <w:sz w:val="26"/>
+                <w:szCs w:val="26"/>
+              </w:rPr>
+              <w:t xml:space="preserve"> </w:t>
             </w:r>
             <w:r>
               <w:rPr>
@@ -2715,12 +2975,21 @@
             <w:pPr>
               <w:autoSpaceDE w:val="0"/>
             </w:pPr>
+            <w:proofErr w:type="gramStart"/>
             <w:r>
               <w:rPr>
                 <w:rFonts w:eastAsia="標楷體"/>
                 <w:szCs w:val="24"/>
               </w:rPr>
-              <w:t>本人茲聲明：</w:t>
+              <w:t>本人茲</w:t>
+            </w:r>
+            <w:proofErr w:type="gramEnd"/>
+            <w:r>
+              <w:rPr>
+                <w:rFonts w:eastAsia="標楷體"/>
+                <w:szCs w:val="24"/>
+              </w:rPr>
+              <w:t>聲明：</w:t>
             </w:r>
           </w:p>
           <w:p>
@@ -2733,43 +3002,39 @@
                 <w:rFonts w:ascii="新細明體" w:hAnsi="新細明體"/>
                 <w:szCs w:val="28"/>
               </w:rPr>
-              <w:t>■</w:t>
-            </w:r>
-            <w:r>
-              <w:rPr>
-                <w:rFonts w:eastAsia="標楷體"/>
-                <w:szCs w:val="24"/>
-              </w:rPr>
-              <w:t>於過去十二個月期間，</w:t>
-            </w:r>
-            <w:r>
-              <w:rPr>
-                <w:rFonts w:eastAsia="標楷體"/>
-                <w:b/>
-                <w:szCs w:val="24"/>
-              </w:rPr>
-              <w:t>不曾</w:t>
-            </w:r>
-            <w:r>
-              <w:rPr>
-                <w:rFonts w:eastAsia="標楷體"/>
-                <w:szCs w:val="24"/>
-              </w:rPr>
-              <w:t>接受任何交通費贊助</w:t>
-            </w:r>
-            <w:r>
-              <w:rPr>
-                <w:rFonts w:ascii="標楷體" w:eastAsia="標楷體" w:hAnsi="標楷體"/>
-                <w:szCs w:val="24"/>
-              </w:rPr>
-              <w:t>/補助</w:t>
-            </w:r>
-            <w:r>
-              <w:rPr>
-                <w:rFonts w:eastAsia="標楷體"/>
-                <w:szCs w:val="24"/>
-              </w:rPr>
-              <w:t>。</w:t>
+              <w:t>□於過去十二</w:t>
+            </w:r>
+            <w:proofErr w:type="gramStart"/>
+            <w:r>
+              <w:rPr>
+                <w:rFonts w:ascii="新細明體" w:hAnsi="新細明體"/>
+                <w:szCs w:val="28"/>
+              </w:rPr>
+              <w:t>個</w:t>
+            </w:r>
+            <w:proofErr w:type="gramEnd"/>
+            <w:r>
+              <w:rPr>
+                <w:rFonts w:ascii="新細明體" w:hAnsi="新細明體"/>
+                <w:szCs w:val="28"/>
+              </w:rPr>
+              <w:t>月</w:t>
+            </w:r>
+            <w:proofErr w:type="gramStart"/>
+            <w:r>
+              <w:rPr>
+                <w:rFonts w:ascii="新細明體" w:hAnsi="新細明體"/>
+                <w:szCs w:val="28"/>
+              </w:rPr>
+              <w:t>期間，</w:t>
+            </w:r>
+            <w:proofErr w:type="gramEnd"/>
+            <w:r>
+              <w:rPr>
+                <w:rFonts w:ascii="新細明體" w:hAnsi="新細明體"/>
+                <w:szCs w:val="28"/>
+              </w:rPr>
+              <w:t>不曾接受任何交通費贊助/補助。</w:t>
             </w:r>
           </w:p>
           <w:p>
@@ -2790,8 +3055,33 @@
                 <w:rFonts w:eastAsia="標楷體"/>
                 <w:szCs w:val="24"/>
               </w:rPr>
-              <w:t>於過去十二個月期間，</w:t>
-            </w:r>
+              <w:t>於過去十二</w:t>
+            </w:r>
+            <w:proofErr w:type="gramStart"/>
+            <w:r>
+              <w:rPr>
+                <w:rFonts w:eastAsia="標楷體"/>
+                <w:szCs w:val="24"/>
+              </w:rPr>
+              <w:t>個</w:t>
+            </w:r>
+            <w:proofErr w:type="gramEnd"/>
+            <w:r>
+              <w:rPr>
+                <w:rFonts w:eastAsia="標楷體"/>
+                <w:szCs w:val="24"/>
+              </w:rPr>
+              <w:t>月</w:t>
+            </w:r>
+            <w:proofErr w:type="gramStart"/>
+            <w:r>
+              <w:rPr>
+                <w:rFonts w:eastAsia="標楷體"/>
+                <w:szCs w:val="24"/>
+              </w:rPr>
+              <w:t>期間，</w:t>
+            </w:r>
+            <w:proofErr w:type="gramEnd"/>
             <w:r>
               <w:rPr>
                 <w:rFonts w:eastAsia="標楷體"/>
@@ -3379,136 +3669,6 @@
               <w:spacing w:before="180"/>
               <w:jc w:val="both"/>
             </w:pPr>
-            <w:r>
-              <w:rPr>
-                <w:rFonts w:eastAsia="標楷體"/>
-                <w:b/>
-                <w:bCs/>
-                <w:sz w:val="28"/>
-                <w:szCs w:val="28"/>
-              </w:rPr>
-              <w:t>計畫主持人之聲明：</w:t>
-            </w:r>
-            <w:r>
-              <w:rPr>
-                <w:rFonts w:eastAsia="標楷體"/>
-                <w:b/>
-                <w:bCs/>
-                <w:sz w:val="28"/>
-                <w:szCs w:val="28"/>
-              </w:rPr>
-              <w:br/>
-            </w:r>
-            <w:r>
-              <w:rPr>
-                <w:rFonts w:eastAsia="標楷體"/>
-                <w:b/>
-                <w:bCs/>
-                <w:sz w:val="28"/>
-                <w:szCs w:val="28"/>
-              </w:rPr>
-              <w:t>顯著財務利益</w:t>
-            </w:r>
-            <w:r>
-              <w:rPr>
-                <w:rFonts w:eastAsia="標楷體"/>
-                <w:b/>
-                <w:bCs/>
-                <w:sz w:val="28"/>
-                <w:szCs w:val="28"/>
-              </w:rPr>
-              <w:t>/</w:t>
-            </w:r>
-            <w:r>
-              <w:rPr>
-                <w:rFonts w:eastAsia="標楷體"/>
-                <w:b/>
-                <w:bCs/>
-                <w:sz w:val="28"/>
-                <w:szCs w:val="28"/>
-              </w:rPr>
-              <w:t>非財務關係之所有研究相關人員，已詳列並提出本表。</w:t>
-            </w:r>
-            <w:r>
-              <w:rPr>
-                <w:rFonts w:eastAsia="標楷體"/>
-                <w:b/>
-                <w:bCs/>
-                <w:sz w:val="28"/>
-                <w:szCs w:val="28"/>
-              </w:rPr>
-              <w:br/>
-            </w:r>
-            <w:r>
-              <w:rPr>
-                <w:rFonts w:eastAsia="標楷體"/>
-                <w:b/>
-                <w:bCs/>
-                <w:sz w:val="28"/>
-                <w:szCs w:val="28"/>
-              </w:rPr>
-              <w:t>所有研究人員（陳樞鴻、陳紹寬、王子建、吳美智）均填妥</w:t>
-            </w:r>
-            <w:r>
-              <w:rPr>
-                <w:rFonts w:eastAsia="標楷體"/>
-                <w:b/>
-                <w:bCs/>
-                <w:sz w:val="28"/>
-                <w:szCs w:val="28"/>
-              </w:rPr>
-              <w:t>A</w:t>
-            </w:r>
-            <w:r>
-              <w:rPr>
-                <w:rFonts w:eastAsia="標楷體"/>
-                <w:b/>
-                <w:bCs/>
-                <w:sz w:val="28"/>
-                <w:szCs w:val="28"/>
-              </w:rPr>
-              <w:t>欄聲明無顯著財務利益。</w:t>
-            </w:r>
-            <w:r>
-              <w:rPr>
-                <w:rFonts w:eastAsia="標楷體"/>
-                <w:b/>
-                <w:bCs/>
-                <w:sz w:val="28"/>
-                <w:szCs w:val="28"/>
-              </w:rPr>
-              <w:br/>
-            </w:r>
-            <w:r>
-              <w:rPr>
-                <w:rFonts w:eastAsia="標楷體"/>
-                <w:b/>
-                <w:bCs/>
-                <w:sz w:val="28"/>
-                <w:szCs w:val="28"/>
-              </w:rPr>
-              <w:t>計畫主持人簽名：</w:t>
-            </w:r>
-            <w:r>
-              <w:rPr>
-                <w:rFonts w:eastAsia="標楷體"/>
-                <w:b/>
-                <w:bCs/>
-                <w:sz w:val="28"/>
-                <w:szCs w:val="28"/>
-              </w:rPr>
-              <w:t>________________</w:t>
-            </w:r>
-            <w:r>
-              <w:rPr>
-                <w:rFonts w:eastAsia="標楷體"/>
-                <w:b/>
-                <w:bCs/>
-                <w:sz w:val="28"/>
-                <w:szCs w:val="28"/>
-              </w:rPr>
-              <w:t xml:space="preserve">　日期：　　年　　月　　日</w:t>
-            </w:r>
           </w:p>
         </w:tc>
       </w:tr>
@@ -3540,11 +3700,51 @@
             </w:pPr>
             <w:r>
               <w:rPr>
-                <w:rFonts w:eastAsia="標楷體"/>
+                <w:rFonts w:eastAsia="標楷體" w:hint="eastAsia"/>
                 <w:sz w:val="28"/>
                 <w:szCs w:val="24"/>
               </w:rPr>
-              <w:t>本人茲聲明：</w:t>
+              <w:t>計畫主持人</w:t>
+            </w:r>
+            <w:r>
+              <w:rPr>
+                <w:rFonts w:eastAsia="標楷體" w:hint="eastAsia"/>
+                <w:sz w:val="28"/>
+                <w:szCs w:val="24"/>
+              </w:rPr>
+              <w:t xml:space="preserve"> </w:t>
+            </w:r>
+            <w:r>
+              <w:rPr>
+                <w:rFonts w:eastAsia="標楷體" w:hint="eastAsia"/>
+                <w:sz w:val="28"/>
+                <w:szCs w:val="24"/>
+              </w:rPr>
+              <w:t>陳樞鴻</w:t>
+            </w:r>
+            <w:r>
+              <w:rPr>
+                <w:rFonts w:eastAsia="標楷體" w:hint="eastAsia"/>
+                <w:sz w:val="28"/>
+                <w:szCs w:val="24"/>
+              </w:rPr>
+              <w:t xml:space="preserve"> </w:t>
+            </w:r>
+            <w:r>
+              <w:rPr>
+                <w:rFonts w:eastAsia="標楷體" w:hint="eastAsia"/>
+                <w:sz w:val="28"/>
+                <w:szCs w:val="24"/>
+              </w:rPr>
+              <w:t>茲</w:t>
+            </w:r>
+            <w:r>
+              <w:rPr>
+                <w:rFonts w:eastAsia="標楷體"/>
+                <w:sz w:val="28"/>
+                <w:szCs w:val="24"/>
+              </w:rPr>
+              <w:t>聲明：</w:t>
             </w:r>
           </w:p>
           <w:p>
@@ -3580,7 +3780,27 @@
                 <w:sz w:val="28"/>
                 <w:szCs w:val="24"/>
               </w:rPr>
-              <w:t>非財務關係之所有研究相關人員，已詳列並提出本表。所有研究人員需負責申報各自任何新的顯著財務利益</w:t>
+              <w:t>非財務關係之所有研究相關人員，</w:t>
+            </w:r>
+            <w:proofErr w:type="gramStart"/>
+            <w:r>
+              <w:rPr>
+                <w:rFonts w:eastAsia="標楷體"/>
+                <w:b/>
+                <w:sz w:val="28"/>
+                <w:szCs w:val="24"/>
+              </w:rPr>
+              <w:t>已詳列</w:t>
+            </w:r>
+            <w:proofErr w:type="gramEnd"/>
+            <w:r>
+              <w:rPr>
+                <w:rFonts w:eastAsia="標楷體"/>
+                <w:b/>
+                <w:sz w:val="28"/>
+                <w:szCs w:val="24"/>
+              </w:rPr>
+              <w:t>並提出本表。所有研究人員需負責申報各自任何新的顯著財務利益</w:t>
             </w:r>
             <w:r>
               <w:rPr>
@@ -3640,13 +3860,20 @@
                 <w:sz w:val="26"/>
                 <w:szCs w:val="26"/>
               </w:rPr>
-              <w:t xml:space="preserve">                                                                     </w:t>
+              <w:t xml:space="preserve">      </w:t>
+            </w:r>
+            <w:r>
+              <w:rPr>
+                <w:rFonts w:eastAsia="標楷體"/>
+                <w:sz w:val="26"/>
+                <w:szCs w:val="26"/>
+              </w:rPr>
+              <w:t xml:space="preserve">                                                              </w:t>
             </w:r>
           </w:p>
         </w:tc>
       </w:tr>
     </w:tbl>
-    <w:p/>
     <w:p>
       <w:pPr>
         <w:tabs>
@@ -3924,10 +4151,10 @@
       </w:pPr>
     </w:lvl>
   </w:abstractNum>
-  <w:num w:numId="1" w16cid:durableId="1021587338">
+  <w:num w:numId="1" w16cid:durableId="82654731">
     <w:abstractNumId w:val="1"/>
   </w:num>
-  <w:num w:numId="2" w16cid:durableId="469062">
+  <w:num w:numId="2" w16cid:durableId="138616853">
     <w:abstractNumId w:val="0"/>
   </w:num>
 </w:numbering>
